--- a/templates/25 év alatti fiatalok kedvezménye .docx
+++ b/templates/25 év alatti fiatalok kedvezménye .docx
@@ -148,15 +148,30 @@
           <w:rFonts w:cs="Times New Roman"/>
           <w:szCs w:val="28"/>
         </w:rPr>
-        <w:t xml:space="preserve">A nyilatkozat benyújtásának éve: </w:t>
-      </w:r>
-      <w:r>
-        <w:rPr>
-          <w:rFonts w:ascii="Cambria" w:hAnsi="Cambria"/>
-          <w:sz w:val="32"/>
-          <w:szCs w:val="32"/>
-        </w:rPr>
-        <w:t>⎕⎕⎕⎕</w:t>
+        <w:t>A nyilatkozat benyújtásának éve:</w:t>
+      </w:r>
+      <w:r>
+        <w:rPr>
+          <w:rFonts w:cs="Times New Roman"/>
+          <w:szCs w:val="28"/>
+        </w:rPr>
+        <w:t xml:space="preserve"> ${</w:t>
+      </w:r>
+      <w:proofErr w:type="spellStart"/>
+      <w:r>
+        <w:rPr>
+          <w:rFonts w:cs="Times New Roman"/>
+          <w:szCs w:val="28"/>
+        </w:rPr>
+        <w:t>adoev</w:t>
+      </w:r>
+      <w:proofErr w:type="spellEnd"/>
+      <w:r>
+        <w:rPr>
+          <w:rFonts w:cs="Times New Roman"/>
+          <w:szCs w:val="28"/>
+        </w:rPr>
+        <w:t>}</w:t>
       </w:r>
     </w:p>
     <w:p>
@@ -210,37 +225,69 @@
           <w:szCs w:val="26"/>
         </w:rPr>
         <w:tab/>
-        <w:t>…………………………………………………….</w:t>
-      </w:r>
-    </w:p>
-    <w:p>
-      <w:pPr>
-        <w:spacing w:after="120"/>
+      </w:r>
+      <w:r>
         <w:rPr>
           <w:sz w:val="26"/>
           <w:szCs w:val="26"/>
         </w:rPr>
-      </w:pPr>
+        <w:t>${</w:t>
+      </w:r>
+      <w:proofErr w:type="spellStart"/>
       <w:r>
         <w:rPr>
           <w:sz w:val="26"/>
           <w:szCs w:val="26"/>
         </w:rPr>
-        <w:t>adóazonosító jele:</w:t>
-      </w:r>
+        <w:t>nev</w:t>
+      </w:r>
+      <w:proofErr w:type="spellEnd"/>
       <w:r>
         <w:rPr>
           <w:sz w:val="26"/>
           <w:szCs w:val="26"/>
         </w:rPr>
+        <w:t>}</w:t>
+      </w:r>
+    </w:p>
+    <w:p>
+      <w:pPr>
+        <w:spacing w:after="120"/>
+        <w:rPr>
+          <w:sz w:val="26"/>
+          <w:szCs w:val="26"/>
+        </w:rPr>
+      </w:pPr>
+      <w:r>
+        <w:rPr>
+          <w:sz w:val="26"/>
+          <w:szCs w:val="26"/>
+        </w:rPr>
+        <w:t>adóazonosító jele:</w:t>
+      </w:r>
+      <w:r>
+        <w:rPr>
+          <w:sz w:val="26"/>
+          <w:szCs w:val="26"/>
+        </w:rPr>
         <w:tab/>
-      </w:r>
-      <w:r>
-        <w:rPr>
-          <w:rFonts w:ascii="Cambria" w:hAnsi="Cambria"/>
-          <w:szCs w:val="28"/>
-        </w:rPr>
-        <w:t>⎕⎕⎕⎕⎕⎕⎕⎕⎕⎕</w:t>
+        <w:t>${</w:t>
+      </w:r>
+      <w:proofErr w:type="spellStart"/>
+      <w:r>
+        <w:rPr>
+          <w:sz w:val="26"/>
+          <w:szCs w:val="26"/>
+        </w:rPr>
+        <w:t>adoazonosito</w:t>
+      </w:r>
+      <w:proofErr w:type="spellEnd"/>
+      <w:r>
+        <w:rPr>
+          <w:sz w:val="26"/>
+          <w:szCs w:val="26"/>
+        </w:rPr>
+        <w:t>}</w:t>
       </w:r>
     </w:p>
     <w:p>
@@ -957,7 +1004,15 @@
                           <w:sz w:val="24"/>
                           <w:szCs w:val="24"/>
                         </w:rPr>
-                        <w:t>Az adóelőleget megállapító munkáltató megnevezése:</w:t>
+                        <w:t xml:space="preserve">Az adóelőleget megállapító munkáltató </w:t>
+                      </w:r>
+                      <w:proofErr w:type="gramStart"/>
+                      <w:r>
+                        <w:rPr>
+                          <w:sz w:val="24"/>
+                          <w:szCs w:val="24"/>
+                        </w:rPr>
+                        <w:t>megnevezése:</w:t>
                       </w:r>
                       <w:r>
                         <w:rPr>
@@ -965,7 +1020,15 @@
                           <w:szCs w:val="24"/>
                         </w:rPr>
                         <w:tab/>
-                        <w:t>…..……………………………………</w:t>
+                        <w:t>….</w:t>
+                      </w:r>
+                      <w:proofErr w:type="gramEnd"/>
+                      <w:r>
+                        <w:rPr>
+                          <w:sz w:val="24"/>
+                          <w:szCs w:val="24"/>
+                        </w:rPr>
+                        <w:t>.……………………………………</w:t>
                       </w:r>
                     </w:p>
                     <w:p>
@@ -1071,12 +1134,21 @@
                           <w:szCs w:val="24"/>
                         </w:rPr>
                       </w:pPr>
+                      <w:proofErr w:type="gramStart"/>
                       <w:r>
                         <w:rPr>
                           <w:sz w:val="24"/>
                           <w:szCs w:val="24"/>
                         </w:rPr>
-                        <w:t>Kelt:……………………………………</w:t>
+                        <w:t>Kelt:…</w:t>
+                      </w:r>
+                      <w:proofErr w:type="gramEnd"/>
+                      <w:r>
+                        <w:rPr>
+                          <w:sz w:val="24"/>
+                          <w:szCs w:val="24"/>
+                        </w:rPr>
+                        <w:t>…………………………………</w:t>
                       </w:r>
                     </w:p>
                     <w:p>
